--- a/fuentes/CFA_02_21710120_DU.docx
+++ b/fuentes/CFA_02_21710120_DU.docx
@@ -445,7 +445,13 @@
         </w:rPr>
       </w:pPr>
       <w:r>
-        <w:t>La inteligencia artificial (IA) está permeando en muchas área y sectores, esto ha impulsado nuevas ideas de negocio en las organizaciones y empresas. De ahí que la calidad de los datos sea crucial para el entrenamiento de modelos y así obtener predicciones precisas. Si los datos son desordenados o incorrectos, el modelo también lo será</w:t>
+        <w:t>La inteligencia artificial (IA) está permeando en muchas área</w:t>
+      </w:r>
+      <w:r>
+        <w:t>s</w:t>
+      </w:r>
+      <w:r>
+        <w:t xml:space="preserve"> y sectores, esto ha impulsado nuevas ideas de negocio en las organizaciones y empresas. De ahí que la calidad de los datos sea crucial para el entrenamiento de modelos y así obtener predicciones precisas. Si los datos son desordenados o incorrectos, el modelo también lo será</w:t>
       </w:r>
       <w:r>
         <w:rPr>
@@ -2564,10 +2570,6 @@
       </w:r>
     </w:p>
     <w:p>
-      <w:pPr>
-        <w:pStyle w:val="Prrafodelista"/>
-        <w:ind w:left="1429" w:firstLine="0"/>
-      </w:pPr>
       <w:r>
         <w:t>En esencia, la limpieza de datos es un proceso de aseguramiento de la calidad. Su objetivo es maximizar la consistencia, precisión, completitud y uniformidad de los datos para que representen fielmente la realidad que se pretende modelar. Se podría utilizar la siguiente analogía para explicar la limpieza de datos.  </w:t>
       </w:r>
@@ -2586,14 +2588,17 @@
         <w:t xml:space="preserve">antes de cocinar. </w:t>
       </w:r>
       <w:r>
-        <w:t xml:space="preserve">Por ellos, un </w:t>
+        <w:t xml:space="preserve">Por ello, un </w:t>
+      </w:r>
+      <w:r>
+        <w:t>chef</w:t>
       </w:r>
       <w:r>
         <w:rPr>
           <w:rStyle w:val="Extranjerismo"/>
           <w:lang w:val="es-CO"/>
         </w:rPr>
-        <w:t xml:space="preserve">chef </w:t>
+        <w:t xml:space="preserve"> </w:t>
       </w:r>
       <w:r>
         <w:t xml:space="preserve">no </w:t>
@@ -2605,10 +2610,6 @@
         <w:t xml:space="preserve">, sucios o en mal estado para preparar un plato </w:t>
       </w:r>
       <w:r>
-        <w:rPr>
-          <w:rStyle w:val="Extranjerismo"/>
-          <w:lang w:val="es-CO"/>
-        </w:rPr>
         <w:t>gourmet</w:t>
       </w:r>
       <w:r>
@@ -2623,16 +2624,19 @@
     </w:p>
     <w:p>
       <w:r>
-        <w:t xml:space="preserve">Asimismo, la limpieza de datos requiere una combinación de habilidades técnicas y conocimiento del dominio para identificar y corregir anomalías. Este proceso puede implicar la detección y eliminación de valores atípicos, el manejo de valores faltantes y la estandarización de formatos. Así como un chef experto, sabe cómo seleccionar y preparar los mejores ingredientes, un científico de datos competente debe ser capaz de </w:t>
-      </w:r>
+        <w:t>Asimismo, la limpieza de datos requiere una combinación de habilidades técnicas y conocimiento del dominio para identificar y corregir anomalías. Este proceso puede implicar la detección y eliminación de valores atípicos, el manejo de valores faltantes y la estandarización de formatos. Así como un chef experto, sabe cómo seleccionar y preparar los mejores ingredientes, un científico de datos competente debe ser capaz de refinar y optimizar los datos para obtener los mejores resultados en sus análisis y modelos. </w:t>
+      </w:r>
+    </w:p>
+    <w:p>
       <w:r>
         <w:lastRenderedPageBreak/>
-        <w:t>refinar y optimizar los datos para obtener los mejores resultados en sus análisis y modelos. </w:t>
-      </w:r>
-    </w:p>
-    <w:p>
-      <w:r>
-        <w:t> El no darle toda la importancia y atención necesaria en esta etapa, puede verse reflejada en un rendimiento poco óptimo del modelo, independientemente de lo avanzado que sea el algoritmo utilizado. </w:t>
+        <w:t> El no darle toda la importancia y atención necesaria en esta etapa, puede verse reflejad</w:t>
+      </w:r>
+      <w:r>
+        <w:t xml:space="preserve">o </w:t>
+      </w:r>
+      <w:r>
+        <w:t>en un rendimiento poco óptimo del modelo, independientemente de lo avanzado que sea el algoritmo utilizado. </w:t>
       </w:r>
     </w:p>
     <w:p>
@@ -2860,19 +2864,12 @@
       <w:r>
         <w:t xml:space="preserve">, 2017). Por ejemplo, en una columna de "país", se podría encontrar "Colombia", "COL" y "Co.", refiriéndose todos a la misma nación. Del mismo modo, las fechas pueden estar en formatos dispares (DD/MM/AAAA, YYYY-MM-DD, </w:t>
       </w:r>
-      <w:proofErr w:type="spellStart"/>
-      <w:r>
-        <w:t>Mon</w:t>
-      </w:r>
-      <w:proofErr w:type="spellEnd"/>
-      <w:r>
-        <w:t xml:space="preserve">, Day, </w:t>
-      </w:r>
-      <w:proofErr w:type="spellStart"/>
-      <w:r>
-        <w:t>Year</w:t>
-      </w:r>
-      <w:proofErr w:type="spellEnd"/>
+      <w:r>
+        <w:rPr>
+          <w:rStyle w:val="Extranjerismo"/>
+        </w:rPr>
+        <w:t>Mon, Day, Year</w:t>
+      </w:r>
       <w:r>
         <w:t>) o las unidades de medida pueden estar mezcladas (kilogramos y libras en la misma columna).  </w:t>
       </w:r>
@@ -2937,6 +2934,7 @@
     </w:p>
     <w:p>
       <w:r>
+        <w:lastRenderedPageBreak/>
         <w:t> </w:t>
       </w:r>
     </w:p>
@@ -2946,7 +2944,6 @@
       </w:pPr>
       <w:bookmarkStart w:id="4" w:name="_Toc203598718"/>
       <w:r>
-        <w:lastRenderedPageBreak/>
         <w:t>1.3 Técnicas</w:t>
       </w:r>
       <w:bookmarkEnd w:id="4"/>
@@ -3058,11 +3055,11 @@
         <w:ind w:left="1701" w:firstLine="0"/>
       </w:pPr>
       <w:r>
-        <w:t xml:space="preserve">Una técnica común, consiste en sustituir el valor faltante con una medida estadística derivada del resto de la columna. Para variables numéricas, se emplea frecuentemente la media o la mediana, siendo esta última generalmente más robusta frente a valores atípicos. En el </w:t>
+        <w:t xml:space="preserve">Una técnica común, consiste en sustituir el valor faltante con una medida estadística derivada del resto de la columna. Para variables numéricas, se emplea frecuentemente la media o la mediana, siendo </w:t>
       </w:r>
       <w:r>
         <w:lastRenderedPageBreak/>
-        <w:t>caso de variables categóricas, se utiliza la moda; es decir, el valor más frecuente. </w:t>
+        <w:t>esta última generalmente más robusta frente a valores atípicos. En el caso de variables categóricas, se utiliza la moda; es decir, el valor más frecuente. </w:t>
       </w:r>
     </w:p>
     <w:p>
@@ -3232,12 +3229,6 @@
     <w:p>
       <w:pPr>
         <w:pStyle w:val="Prrafodelista"/>
-        <w:ind w:left="1701" w:firstLine="0"/>
-      </w:pPr>
-    </w:p>
-    <w:p>
-      <w:pPr>
-        <w:pStyle w:val="Prrafodelista"/>
         <w:numPr>
           <w:ilvl w:val="0"/>
           <w:numId w:val="9"/>
@@ -3267,10 +3258,6 @@
       </w:r>
     </w:p>
     <w:p>
-      <w:pPr>
-        <w:pStyle w:val="Prrafodelista"/>
-        <w:ind w:left="1701" w:firstLine="0"/>
-      </w:pPr>
       <w:r>
         <w:t>En el caso de la estandarización y normalización de datos, implica la transformación de estos a un formato común. Este proceso incluye la conversión de texto a minúsculas o mayúsculas para evitar duplicados, debido a la capitalización, la estandarización de categorías (por ejemplo, mapear "COL" y "Co." a "Colombia") y la unificación de formatos de fecha y unidades de medida. </w:t>
       </w:r>
@@ -3436,7 +3423,23 @@
           <w:b/>
           <w:bCs/>
         </w:rPr>
-        <w:t xml:space="preserve"> (Capping) </w:t>
+        <w:t xml:space="preserve"> (</w:t>
+      </w:r>
+      <w:r>
+        <w:rPr>
+          <w:rStyle w:val="Extranjerismo"/>
+          <w:b/>
+          <w:bCs/>
+        </w:rPr>
+        <w:t>c</w:t>
+      </w:r>
+      <w:r>
+        <w:rPr>
+          <w:rStyle w:val="Extranjerismo"/>
+          <w:b/>
+          <w:bCs/>
+        </w:rPr>
+        <w:t>apping) </w:t>
       </w:r>
     </w:p>
     <w:p>
@@ -3708,7 +3711,10 @@
       </w:r>
       <w:proofErr w:type="spellEnd"/>
       <w:r>
-        <w:t>, 2002) </w:t>
+        <w:t>, 2002)</w:t>
+      </w:r>
+      <w:r>
+        <w:t>.</w:t>
       </w:r>
     </w:p>
     <w:p>
@@ -3924,37 +3930,22 @@
         </w:rPr>
         <w:t>Selección de características (</w:t>
       </w:r>
-      <w:proofErr w:type="spellStart"/>
       <w:r>
         <w:rPr>
           <w:rStyle w:val="Extranjerismo"/>
           <w:b/>
           <w:bCs/>
-          <w:lang w:val="es-CO"/>
-        </w:rPr>
-        <w:t>Feature</w:t>
-      </w:r>
-      <w:proofErr w:type="spellEnd"/>
+        </w:rPr>
+        <w:t>f</w:t>
+      </w:r>
       <w:r>
         <w:rPr>
           <w:rStyle w:val="Extranjerismo"/>
           <w:b/>
           <w:bCs/>
-          <w:lang w:val="es-CO"/>
-        </w:rPr>
-        <w:t xml:space="preserve"> </w:t>
-      </w:r>
-      <w:proofErr w:type="spellStart"/>
-      <w:r>
-        <w:rPr>
-          <w:rStyle w:val="Extranjerismo"/>
-          <w:b/>
-          <w:bCs/>
-          <w:lang w:val="es-CO"/>
-        </w:rPr>
-        <w:t>selection</w:t>
-      </w:r>
-      <w:proofErr w:type="spellEnd"/>
+        </w:rPr>
+        <w:t>eature selection</w:t>
+      </w:r>
       <w:r>
         <w:rPr>
           <w:b/>
@@ -4028,7 +4019,21 @@
           <w:b/>
           <w:bCs/>
         </w:rPr>
-        <w:t>Prueba de Chi-cuadrado (X2) </w:t>
+        <w:t xml:space="preserve">Prueba de </w:t>
+      </w:r>
+      <w:r>
+        <w:rPr>
+          <w:b/>
+          <w:bCs/>
+        </w:rPr>
+        <w:t>c</w:t>
+      </w:r>
+      <w:r>
+        <w:rPr>
+          <w:b/>
+          <w:bCs/>
+        </w:rPr>
+        <w:t>hi-cuadrado (X2) </w:t>
       </w:r>
     </w:p>
     <w:p>
@@ -4037,7 +4042,13 @@
         <w:ind w:left="2268" w:firstLine="0"/>
       </w:pPr>
       <w:r>
-        <w:t>Se emplea para determinar si existe una dependencia significativa entre dos variables categóricas. Se utiliza comúnmente para seleccionar las características categóricas más relevantes para una variable objetivo también categórica.  </w:t>
+        <w:t>Se emplea para determinar si existe una dependencia significativa entre dos variables categóricas. Se utiliza comúnmente para seleccionar las características categóricas más relevantes para una variable objetiv</w:t>
+      </w:r>
+      <w:r>
+        <w:t>a</w:t>
+      </w:r>
+      <w:r>
+        <w:t xml:space="preserve"> también categórica.  </w:t>
       </w:r>
     </w:p>
     <w:p>
@@ -4058,7 +4069,21 @@
           <w:b/>
           <w:bCs/>
         </w:rPr>
-        <w:t>ANOVA (Análisis de varianza) </w:t>
+        <w:t>ANOVA (</w:t>
+      </w:r>
+      <w:r>
+        <w:rPr>
+          <w:b/>
+          <w:bCs/>
+        </w:rPr>
+        <w:t>a</w:t>
+      </w:r>
+      <w:r>
+        <w:rPr>
+          <w:b/>
+          <w:bCs/>
+        </w:rPr>
+        <w:t>nálisis de varianza) </w:t>
       </w:r>
     </w:p>
     <w:p>
@@ -4071,7 +4096,13 @@
       </w:r>
       <w:r>
         <w:lastRenderedPageBreak/>
-        <w:t>seleccionar características numéricas que tienen una relación fuerte con una variable objetivo categórica. </w:t>
+        <w:t>seleccionar características numéricas que tienen una relación fuerte con una variable objetiv</w:t>
+      </w:r>
+      <w:r>
+        <w:t>a</w:t>
+      </w:r>
+      <w:r>
+        <w:t xml:space="preserve"> categórica. </w:t>
       </w:r>
     </w:p>
     <w:p>
@@ -4116,37 +4147,22 @@
         </w:rPr>
         <w:t>Métodos de envoltura (</w:t>
       </w:r>
-      <w:proofErr w:type="spellStart"/>
       <w:r>
         <w:rPr>
           <w:rStyle w:val="Extranjerismo"/>
           <w:b/>
           <w:bCs/>
-          <w:lang w:val="es-CO"/>
-        </w:rPr>
-        <w:t>Wrapper</w:t>
-      </w:r>
-      <w:proofErr w:type="spellEnd"/>
+        </w:rPr>
+        <w:t>w</w:t>
+      </w:r>
       <w:r>
         <w:rPr>
           <w:rStyle w:val="Extranjerismo"/>
           <w:b/>
           <w:bCs/>
-          <w:lang w:val="es-CO"/>
-        </w:rPr>
-        <w:t xml:space="preserve"> </w:t>
-      </w:r>
-      <w:proofErr w:type="spellStart"/>
-      <w:r>
-        <w:rPr>
-          <w:rStyle w:val="Extranjerismo"/>
-          <w:b/>
-          <w:bCs/>
-          <w:lang w:val="es-CO"/>
-        </w:rPr>
-        <w:t>methods</w:t>
-      </w:r>
-      <w:proofErr w:type="spellEnd"/>
+        </w:rPr>
+        <w:t>rapper methods</w:t>
+      </w:r>
       <w:r>
         <w:rPr>
           <w:b/>
@@ -4232,21 +4248,17 @@
           <w:rStyle w:val="Extranjerismo"/>
           <w:b/>
           <w:bCs/>
-          <w:lang w:val="es-CO"/>
-        </w:rPr>
-        <w:t xml:space="preserve">Forward </w:t>
-      </w:r>
-      <w:proofErr w:type="spellStart"/>
+        </w:rPr>
+        <w:t>f</w:t>
+      </w:r>
       <w:r>
         <w:rPr>
           <w:rStyle w:val="Extranjerismo"/>
           <w:b/>
           <w:bCs/>
-          <w:lang w:val="es-CO"/>
-        </w:rPr>
-        <w:t>selection</w:t>
-      </w:r>
-      <w:proofErr w:type="spellEnd"/>
+        </w:rPr>
+        <w:t>orward selection</w:t>
+      </w:r>
       <w:r>
         <w:rPr>
           <w:b/>
@@ -4290,7 +4302,15 @@
           <w:b/>
           <w:bCs/>
         </w:rPr>
-        <w:t>Embedded methods</w:t>
+        <w:t>e</w:t>
+      </w:r>
+      <w:r>
+        <w:rPr>
+          <w:rStyle w:val="Extranjerismo"/>
+          <w:b/>
+          <w:bCs/>
+        </w:rPr>
+        <w:t>mbedded methods</w:t>
       </w:r>
       <w:r>
         <w:rPr>
@@ -4822,7 +4842,15 @@
           <w:b/>
           <w:bCs/>
         </w:rPr>
-        <w:t>Clustering</w:t>
+        <w:t>c</w:t>
+      </w:r>
+      <w:r>
+        <w:rPr>
+          <w:rStyle w:val="Extranjerismo"/>
+          <w:b/>
+          <w:bCs/>
+        </w:rPr>
+        <w:t>lustering</w:t>
       </w:r>
       <w:r>
         <w:rPr>
@@ -4912,7 +4940,13 @@
         <w:ind w:left="1843" w:firstLine="0"/>
       </w:pPr>
       <w:r>
-        <w:t>Su objetivo identificar relaciones significativas entre variables en grandes bases de datos. Un ejemplo clásico de su aplicación es el "análisis de la cesta de mercado", que puede revelar patrones como que los clientes que compran pañales también tienden a adquirir cerveza (</w:t>
+        <w:t>Su objetivo</w:t>
+      </w:r>
+      <w:r>
+        <w:t xml:space="preserve"> es</w:t>
+      </w:r>
+      <w:r>
+        <w:t xml:space="preserve"> identificar relaciones significativas entre variables en grandes bases de datos. Un ejemplo clásico de su aplicación es el "análisis de la cesta de mercado", que puede revelar patrones como que los clientes que compran pañales también tienden a adquirir cerveza (</w:t>
       </w:r>
       <w:proofErr w:type="spellStart"/>
       <w:r>
@@ -5104,7 +5138,31 @@
           <w:lang w:val="es-ES" w:eastAsia="es-CO"/>
         </w:rPr>
         <w:lastRenderedPageBreak/>
-        <w:t>de salida correspondiente (y). El objetivo del algoritmo es aprender una función de mapeo “f” tal que y=f(X). Durante el proceso de entrenamiento, el modelo realiza predicciones y las compara con la etiqueta correcta, ajustando sus parámetros internos para minimizar el error.</w:t>
+        <w:t>de salida correspondiente (y). El objetivo del algoritmo es aprender una función de mapeo “f” tal que y</w:t>
+      </w:r>
+      <w:r>
+        <w:rPr>
+          <w:lang w:val="es-ES" w:eastAsia="es-CO"/>
+        </w:rPr>
+        <w:t xml:space="preserve"> </w:t>
+      </w:r>
+      <w:r>
+        <w:rPr>
+          <w:lang w:val="es-ES" w:eastAsia="es-CO"/>
+        </w:rPr>
+        <w:t>=</w:t>
+      </w:r>
+      <w:r>
+        <w:rPr>
+          <w:lang w:val="es-ES" w:eastAsia="es-CO"/>
+        </w:rPr>
+        <w:t xml:space="preserve"> </w:t>
+      </w:r>
+      <w:r>
+        <w:rPr>
+          <w:lang w:val="es-ES" w:eastAsia="es-CO"/>
+        </w:rPr>
+        <w:t>f(X). Durante el proceso de entrenamiento, el modelo realiza predicciones y las compara con la etiqueta correcta, ajustando sus parámetros internos para minimizar el error.</w:t>
       </w:r>
       <w:r>
         <w:rPr>
@@ -5119,6 +5177,7 @@
           <w:rFonts w:ascii="Segoe UI" w:hAnsi="Segoe UI" w:cs="Segoe UI"/>
           <w:sz w:val="18"/>
           <w:szCs w:val="18"/>
+          <w:highlight w:val="yellow"/>
           <w:lang w:eastAsia="es-CO"/>
         </w:rPr>
       </w:pPr>
@@ -5132,10 +5191,18 @@
         <w:rPr>
           <w:lang w:val="es-ES" w:eastAsia="es-CO"/>
         </w:rPr>
-        <w:t>Los algoritmos que suelen utilizarse en esta técnica son de dos tipos:</w:t>
-      </w:r>
-      <w:r>
-        <w:rPr>
+        <w:t xml:space="preserve">Los </w:t>
+      </w:r>
+      <w:r>
+        <w:rPr>
+          <w:highlight w:val="yellow"/>
+          <w:lang w:val="es-ES" w:eastAsia="es-CO"/>
+        </w:rPr>
+        <w:t>algoritmos que suelen utilizarse en esta técnica son de dos tipos:</w:t>
+      </w:r>
+      <w:r>
+        <w:rPr>
+          <w:highlight w:val="yellow"/>
           <w:lang w:eastAsia="es-CO"/>
         </w:rPr>
         <w:t> </w:t>
@@ -5151,6 +5218,7 @@
         <w:rPr>
           <w:b/>
           <w:bCs/>
+          <w:highlight w:val="yellow"/>
           <w:lang w:eastAsia="es-CO"/>
         </w:rPr>
       </w:pPr>
@@ -5158,6 +5226,7 @@
         <w:rPr>
           <w:b/>
           <w:bCs/>
+          <w:highlight w:val="yellow"/>
           <w:lang w:val="es-ES" w:eastAsia="es-CO"/>
         </w:rPr>
         <w:t>Algoritmos de regresión</w:t>
@@ -5166,6 +5235,7 @@
         <w:rPr>
           <w:b/>
           <w:bCs/>
+          <w:highlight w:val="yellow"/>
           <w:lang w:eastAsia="es-CO"/>
         </w:rPr>
         <w:t> </w:t>
@@ -5178,17 +5248,20 @@
           <w:rFonts w:ascii="Segoe UI" w:hAnsi="Segoe UI" w:cs="Segoe UI"/>
           <w:sz w:val="18"/>
           <w:szCs w:val="18"/>
+          <w:highlight w:val="yellow"/>
           <w:lang w:eastAsia="es-CO"/>
         </w:rPr>
       </w:pPr>
       <w:r>
         <w:rPr>
+          <w:highlight w:val="yellow"/>
           <w:lang w:val="es-ES" w:eastAsia="es-CO"/>
         </w:rPr>
         <w:t>Entre los algoritmos de regresión se tiene:</w:t>
       </w:r>
       <w:r>
         <w:rPr>
+          <w:highlight w:val="yellow"/>
           <w:lang w:eastAsia="es-CO"/>
         </w:rPr>
         <w:t> </w:t>
@@ -5205,6 +5278,7 @@
         <w:rPr>
           <w:b/>
           <w:bCs/>
+          <w:highlight w:val="yellow"/>
           <w:lang w:eastAsia="es-CO"/>
         </w:rPr>
       </w:pPr>
@@ -5212,6 +5286,7 @@
         <w:rPr>
           <w:b/>
           <w:bCs/>
+          <w:highlight w:val="yellow"/>
           <w:lang w:val="es-ES" w:eastAsia="es-CO"/>
         </w:rPr>
         <w:t>Regresión lineal</w:t>
@@ -5220,6 +5295,7 @@
         <w:rPr>
           <w:b/>
           <w:bCs/>
+          <w:highlight w:val="yellow"/>
           <w:lang w:eastAsia="es-CO"/>
         </w:rPr>
         <w:t> </w:t>
@@ -5238,9 +5314,16 @@
       </w:pPr>
       <w:r>
         <w:rPr>
+          <w:highlight w:val="yellow"/>
           <w:lang w:val="es-ES" w:eastAsia="es-CO"/>
         </w:rPr>
-        <w:t>El modelo más simple, que asume una relación lineal entre las características de entrada y la variable de salida.</w:t>
+        <w:t>El modelo más simple, que asume una relación lineal entre las características de entrada y la variable de salida</w:t>
+      </w:r>
+      <w:r>
+        <w:rPr>
+          <w:lang w:val="es-ES" w:eastAsia="es-CO"/>
+        </w:rPr>
+        <w:t>.</w:t>
       </w:r>
       <w:r>
         <w:rPr>
@@ -5517,23 +5600,14 @@
         <w:pStyle w:val="Prrafodelista"/>
         <w:ind w:left="1985" w:firstLine="0"/>
         <w:rPr>
-          <w:rFonts w:ascii="Segoe UI" w:hAnsi="Segoe UI" w:cs="Segoe UI"/>
-          <w:sz w:val="18"/>
-          <w:szCs w:val="18"/>
-          <w:lang w:eastAsia="es-CO"/>
-        </w:rPr>
-      </w:pPr>
-      <w:r>
-        <w:rPr>
           <w:lang w:val="es-ES" w:eastAsia="es-CO"/>
         </w:rPr>
-        <w:t>Encuentra el hiperplano que mejor separa las clases en el espacio de características.</w:t>
-      </w:r>
-      <w:r>
-        <w:rPr>
-          <w:lang w:eastAsia="es-CO"/>
-        </w:rPr>
-        <w:t> </w:t>
+      </w:pPr>
+      <w:r>
+        <w:rPr>
+          <w:lang w:val="es-ES" w:eastAsia="es-CO"/>
+        </w:rPr>
+        <w:t>Encuentra el hiperplano que mejor separa las clases en el espacio de características. </w:t>
       </w:r>
     </w:p>
     <w:p>
@@ -5545,18 +5619,34 @@
         </w:numPr>
         <w:ind w:left="1985" w:hanging="425"/>
         <w:rPr>
-          <w:b/>
-          <w:bCs/>
-          <w:lang w:eastAsia="es-CO"/>
-        </w:rPr>
-      </w:pPr>
-      <w:r>
-        <w:rPr>
-          <w:b/>
-          <w:bCs/>
-          <w:lang w:val="es-ES" w:eastAsia="es-CO"/>
-        </w:rPr>
-        <w:t xml:space="preserve">Árboles de Decisión y </w:t>
+          <w:rStyle w:val="Extranjerismo"/>
+          <w:b/>
+          <w:bCs/>
+        </w:rPr>
+      </w:pPr>
+      <w:r>
+        <w:rPr>
+          <w:rStyle w:val="Extranjerismo"/>
+          <w:b/>
+          <w:bCs/>
+        </w:rPr>
+        <w:t xml:space="preserve">Árboles de </w:t>
+      </w:r>
+      <w:r>
+        <w:rPr>
+          <w:rStyle w:val="Extranjerismo"/>
+          <w:b/>
+          <w:bCs/>
+        </w:rPr>
+        <w:t>d</w:t>
+      </w:r>
+      <w:r>
+        <w:rPr>
+          <w:rStyle w:val="Extranjerismo"/>
+          <w:b/>
+          <w:bCs/>
+        </w:rPr>
+        <w:t xml:space="preserve">ecisión y </w:t>
       </w:r>
       <w:proofErr w:type="spellStart"/>
       <w:r>
@@ -5564,7 +5654,6 @@
           <w:rStyle w:val="Extranjerismo"/>
           <w:b/>
           <w:bCs/>
-          <w:lang w:val="es-CO"/>
         </w:rPr>
         <w:t>Random</w:t>
       </w:r>
@@ -5574,17 +5663,8 @@
           <w:rStyle w:val="Extranjerismo"/>
           <w:b/>
           <w:bCs/>
-          <w:lang w:val="es-CO"/>
-        </w:rPr>
-        <w:t xml:space="preserve"> Forest</w:t>
-      </w:r>
-      <w:r>
-        <w:rPr>
-          <w:b/>
-          <w:bCs/>
-          <w:lang w:eastAsia="es-CO"/>
-        </w:rPr>
-        <w:t> </w:t>
+        </w:rPr>
+        <w:t xml:space="preserve"> Forest </w:t>
       </w:r>
     </w:p>
     <w:p>
@@ -5605,7 +5685,7 @@
       <w:r>
         <w:rPr>
           <w:rStyle w:val="Extranjerismo"/>
-          <w:lang w:val="es-CO"/>
+          <w:lang w:val="es-ES" w:eastAsia="es-CO"/>
         </w:rPr>
         <w:t>Random</w:t>
       </w:r>
@@ -5613,7 +5693,7 @@
       <w:r>
         <w:rPr>
           <w:rStyle w:val="Extranjerismo"/>
-          <w:lang w:val="es-CO"/>
+          <w:lang w:val="es-ES" w:eastAsia="es-CO"/>
         </w:rPr>
         <w:t xml:space="preserve"> Forest</w:t>
       </w:r>
@@ -5626,7 +5706,7 @@
     </w:p>
     <w:p>
       <w:pPr>
-        <w:pStyle w:val="Ttulo8"/>
+        <w:pStyle w:val="Prrafodelista"/>
         <w:numPr>
           <w:ilvl w:val="0"/>
           <w:numId w:val="26"/>
@@ -5634,37 +5714,50 @@
         <w:ind w:left="1985" w:hanging="425"/>
         <w:rPr>
           <w:rStyle w:val="Extranjerismo"/>
+          <w:b/>
+          <w:bCs/>
         </w:rPr>
       </w:pPr>
       <w:r>
         <w:rPr>
           <w:rStyle w:val="Extranjerismo"/>
+          <w:b/>
+          <w:bCs/>
         </w:rPr>
         <w:t>Naive Bayes </w:t>
       </w:r>
     </w:p>
     <w:p>
       <w:pPr>
-        <w:pStyle w:val="Prrafodelista"/>
         <w:ind w:left="1985" w:firstLine="0"/>
         <w:rPr>
-          <w:rFonts w:ascii="Segoe UI" w:hAnsi="Segoe UI" w:cs="Segoe UI"/>
-          <w:sz w:val="18"/>
-          <w:szCs w:val="18"/>
-          <w:lang w:eastAsia="es-CO"/>
-        </w:rPr>
-      </w:pPr>
-      <w:r>
-        <w:rPr>
           <w:lang w:val="es-ES" w:eastAsia="es-CO"/>
         </w:rPr>
-        <w:t>Clasificador probabilístico basado en el teorema de Bayes con una suposición "ingenua" (</w:t>
+      </w:pPr>
+      <w:r>
+        <w:rPr>
+          <w:lang w:val="es-ES" w:eastAsia="es-CO"/>
+        </w:rPr>
+        <w:t xml:space="preserve">Clasificador probabilístico basado en el teorema de </w:t>
+      </w:r>
+      <w:r>
+        <w:rPr>
+          <w:rStyle w:val="Extranjerismo"/>
+          <w:lang w:val="es-ES" w:eastAsia="es-CO"/>
+        </w:rPr>
+        <w:t>Bayes</w:t>
+      </w:r>
+      <w:r>
+        <w:rPr>
+          <w:lang w:val="es-ES" w:eastAsia="es-CO"/>
+        </w:rPr>
+        <w:t xml:space="preserve"> con una suposición "ingenua" (</w:t>
       </w:r>
       <w:proofErr w:type="spellStart"/>
       <w:r>
         <w:rPr>
           <w:rStyle w:val="Extranjerismo"/>
-          <w:lang w:val="es-CO"/>
+          <w:lang w:val="es-ES" w:eastAsia="es-CO"/>
         </w:rPr>
         <w:t>naive</w:t>
       </w:r>
@@ -5674,12 +5767,6 @@
           <w:lang w:val="es-ES" w:eastAsia="es-CO"/>
         </w:rPr>
         <w:t>) de independencia entre las características.</w:t>
-      </w:r>
-      <w:r>
-        <w:rPr>
-          <w:lang w:eastAsia="es-CO"/>
-        </w:rPr>
-        <w:t> </w:t>
       </w:r>
     </w:p>
     <w:p>
@@ -5771,35 +5858,52 @@
           <w:bCs/>
           <w:lang w:val="es-ES" w:eastAsia="es-CO"/>
         </w:rPr>
-        <w:t xml:space="preserve">Algoritmos de Agrupamiento </w:t>
-      </w:r>
-      <w:r>
-        <w:rPr>
-          <w:b/>
-          <w:bCs/>
-          <w:i/>
-          <w:iCs/>
+        <w:t xml:space="preserve">Algoritmos de </w:t>
+      </w:r>
+      <w:r>
+        <w:rPr>
+          <w:b/>
+          <w:bCs/>
           <w:lang w:val="es-ES" w:eastAsia="es-CO"/>
         </w:rPr>
+        <w:t>a</w:t>
+      </w:r>
+      <w:r>
+        <w:rPr>
+          <w:b/>
+          <w:bCs/>
+          <w:lang w:val="es-ES" w:eastAsia="es-CO"/>
+        </w:rPr>
+        <w:t xml:space="preserve">grupamiento </w:t>
+      </w:r>
+      <w:r>
+        <w:rPr>
+          <w:b/>
+          <w:bCs/>
+          <w:lang w:val="es-ES" w:eastAsia="es-CO"/>
+        </w:rPr>
         <w:t>(</w:t>
       </w:r>
-      <w:proofErr w:type="spellStart"/>
       <w:r>
         <w:rPr>
           <w:rStyle w:val="Extranjerismo"/>
           <w:b/>
           <w:bCs/>
-          <w:lang w:val="es-CO"/>
-        </w:rPr>
-        <w:t>Clustering</w:t>
-      </w:r>
-      <w:proofErr w:type="spellEnd"/>
-      <w:r>
-        <w:rPr>
-          <w:b/>
-          <w:bCs/>
-          <w:i/>
-          <w:iCs/>
+        </w:rPr>
+        <w:t>c</w:t>
+      </w:r>
+      <w:r>
+        <w:rPr>
+          <w:rStyle w:val="Extranjerismo"/>
+          <w:b/>
+          <w:bCs/>
+        </w:rPr>
+        <w:t>lustering</w:t>
+      </w:r>
+      <w:r>
+        <w:rPr>
+          <w:b/>
+          <w:bCs/>
           <w:lang w:val="es-ES" w:eastAsia="es-CO"/>
         </w:rPr>
         <w:t>)</w:t>
@@ -5881,23 +5985,13 @@
         <w:lastRenderedPageBreak/>
         <w:t>K-</w:t>
       </w:r>
-      <w:proofErr w:type="spellStart"/>
-      <w:r>
-        <w:rPr>
-          <w:b/>
-          <w:bCs/>
-          <w:lang w:val="es-ES" w:eastAsia="es-CO"/>
-        </w:rPr>
-        <w:t>Means</w:t>
-      </w:r>
-      <w:proofErr w:type="spellEnd"/>
-      <w:r>
-        <w:rPr>
-          <w:b/>
-          <w:bCs/>
-          <w:lang w:eastAsia="es-CO"/>
-        </w:rPr>
-        <w:t> </w:t>
+      <w:r>
+        <w:rPr>
+          <w:rStyle w:val="Extranjerismo"/>
+          <w:b/>
+          <w:bCs/>
+        </w:rPr>
+        <w:t>Means </w:t>
       </w:r>
     </w:p>
     <w:p>
@@ -6165,32 +6259,23 @@
         <w:t xml:space="preserve">, por ejemplo, es ampliamente utilizado en segmentación de clientes y análisis de mercado, mientras que el </w:t>
       </w:r>
       <w:r>
-        <w:rPr>
-          <w:i/>
-          <w:iCs/>
+        <w:t xml:space="preserve">DBSCAN </w:t>
+      </w:r>
+      <w:r>
+        <w:rPr>
           <w:lang w:val="es-ES" w:eastAsia="es-CO"/>
         </w:rPr>
-        <w:t>DBSCAN</w:t>
-      </w:r>
+        <w:t xml:space="preserve">es particularmente útil en la detección de anomalías y agrupamiento espacial. Por otro lado, el algoritmo </w:t>
+      </w:r>
+      <w:proofErr w:type="spellStart"/>
+      <w:r>
+        <w:t>Apriori</w:t>
+      </w:r>
+      <w:proofErr w:type="spellEnd"/>
       <w:r>
         <w:rPr>
           <w:lang w:val="es-ES" w:eastAsia="es-CO"/>
         </w:rPr>
-        <w:t xml:space="preserve"> es particularmente útil en la detección de anomalías y agrupamiento espacial. Por otro lado, el algoritmo </w:t>
-      </w:r>
-      <w:proofErr w:type="spellStart"/>
-      <w:r>
-        <w:rPr>
-          <w:rStyle w:val="Extranjerismo"/>
-          <w:lang w:val="es-CO"/>
-        </w:rPr>
-        <w:t>Apriori</w:t>
-      </w:r>
-      <w:proofErr w:type="spellEnd"/>
-      <w:r>
-        <w:rPr>
-          <w:lang w:val="es-ES" w:eastAsia="es-CO"/>
-        </w:rPr>
         <w:t xml:space="preserve"> encuentra aplicaciones en el análisis de canasta de mercado y sistemas de recomendación, ayudando a descubrir relaciones interesantes entre productos o elementos.</w:t>
       </w:r>
       <w:r>
@@ -6199,36 +6284,6 @@
         </w:rPr>
         <w:t> </w:t>
       </w:r>
-    </w:p>
-    <w:p>
-      <w:pPr>
-        <w:pStyle w:val="Prrafodelista"/>
-        <w:ind w:left="1843" w:firstLine="0"/>
-        <w:rPr>
-          <w:lang w:eastAsia="es-CO"/>
-        </w:rPr>
-      </w:pPr>
-    </w:p>
-    <w:p>
-      <w:pPr>
-        <w:pStyle w:val="Prrafodelista"/>
-        <w:ind w:left="1843" w:firstLine="0"/>
-        <w:rPr>
-          <w:lang w:eastAsia="es-CO"/>
-        </w:rPr>
-      </w:pPr>
-    </w:p>
-    <w:p>
-      <w:pPr>
-        <w:pStyle w:val="Prrafodelista"/>
-        <w:ind w:left="1843" w:firstLine="0"/>
-        <w:rPr>
-          <w:rFonts w:ascii="Segoe UI" w:hAnsi="Segoe UI" w:cs="Segoe UI"/>
-          <w:sz w:val="18"/>
-          <w:szCs w:val="18"/>
-          <w:lang w:eastAsia="es-CO"/>
-        </w:rPr>
-      </w:pPr>
     </w:p>
     <w:p>
       <w:pPr>
@@ -6253,7 +6308,6 @@
           <w:bCs/>
           <w:lang w:val="es-ES" w:eastAsia="es-CO"/>
         </w:rPr>
-        <w:lastRenderedPageBreak/>
         <w:t>Aprendizaje por refuerzo</w:t>
       </w:r>
       <w:r>
@@ -6286,7 +6340,14 @@
         <w:rPr>
           <w:lang w:val="es-ES" w:eastAsia="es-CO"/>
         </w:rPr>
-        <w:t>Este es un paradigma diferente, inspirado en la psicología conductista que involucra a un agente que aprende a comportarse en un entorno realizando acciones y observando los resultados. Se enfoca en entrenar agentes que aprenden a tomar decisiones óptimas, a través de la interacción con un entorno, recibiendo recompensas o penalizaciones por sus acciones. Las técnicas avanzadas incluyen:</w:t>
+        <w:t xml:space="preserve">Este es un paradigma diferente, inspirado en la psicología conductista que involucra a un agente que aprende a comportarse en un entorno realizando acciones y </w:t>
+      </w:r>
+      <w:r>
+        <w:rPr>
+          <w:lang w:val="es-ES" w:eastAsia="es-CO"/>
+        </w:rPr>
+        <w:lastRenderedPageBreak/>
+        <w:t>observando los resultados. Se enfoca en entrenar agentes que aprenden a tomar decisiones óptimas, a través de la interacción con un entorno, recibiendo recompensas o penalizaciones por sus acciones. Las técnicas avanzadas incluyen:</w:t>
       </w:r>
       <w:r>
         <w:rPr>
@@ -6581,7 +6642,19 @@
         <w:rPr>
           <w:lang w:val="es-ES" w:eastAsia="es-CO"/>
         </w:rPr>
-        <w:t>Con una amplia variedad de algoritmos disponibles, la elección del más adecuado para un problema específico constituye una de las decisiones más críticas. No existe un algoritmo "mejor" de manera universal, un principio formalizado en el teorema "No Free Lunch" (</w:t>
+        <w:t>Con una amplia variedad de algoritmos disponibles, la elección del más adecuado para un problema específico constituye una de las decisiones más críticas. No existe un algoritmo "mejor" de manera universal, un principio formalizado en el teorema "</w:t>
+      </w:r>
+      <w:r>
+        <w:rPr>
+          <w:rStyle w:val="Extranjerismo"/>
+        </w:rPr>
+        <w:t>No Free Lunch</w:t>
+      </w:r>
+      <w:r>
+        <w:rPr>
+          <w:lang w:val="es-ES" w:eastAsia="es-CO"/>
+        </w:rPr>
+        <w:t>" (</w:t>
       </w:r>
       <w:proofErr w:type="spellStart"/>
       <w:r>
@@ -6617,7 +6690,6 @@
         <w:rPr>
           <w:lang w:val="es-ES" w:eastAsia="es-CO"/>
         </w:rPr>
-        <w:lastRenderedPageBreak/>
         <w:t>Asimismo, el tamaño y la dimensionalidad del conjunto de datos también son cruciales: un conjunto de datos con millones de muestras y características (</w:t>
       </w:r>
       <w:r>
@@ -6653,12 +6725,11 @@
         <w:rPr>
           <w:lang w:val="es-ES" w:eastAsia="es-CO"/>
         </w:rPr>
+        <w:lastRenderedPageBreak/>
         <w:t xml:space="preserve">Por otro lado, algoritmos complejos como las redes neuronales profundas </w:t>
       </w:r>
       <w:r>
         <w:rPr>
-          <w:i/>
-          <w:iCs/>
           <w:lang w:val="es-ES" w:eastAsia="es-CO"/>
         </w:rPr>
         <w:t>(</w:t>
@@ -6772,16 +6843,24 @@
       <w:proofErr w:type="spellStart"/>
       <w:r>
         <w:rPr>
+          <w:rStyle w:val="Extranjerismo"/>
+          <w:lang w:val="es-CO"/>
+        </w:rPr>
+        <w:t>Naive</w:t>
+      </w:r>
+      <w:proofErr w:type="spellEnd"/>
+      <w:r>
+        <w:rPr>
+          <w:rStyle w:val="Extranjerismo"/>
+          <w:lang w:val="es-CO"/>
+        </w:rPr>
+        <w:t xml:space="preserve"> Bayes</w:t>
+      </w:r>
+      <w:r>
+        <w:rPr>
           <w:lang w:val="es-ES" w:eastAsia="es-CO"/>
         </w:rPr>
-        <w:t>Naive</w:t>
-      </w:r>
-      <w:proofErr w:type="spellEnd"/>
-      <w:r>
-        <w:rPr>
-          <w:lang w:val="es-ES" w:eastAsia="es-CO"/>
-        </w:rPr>
-        <w:t xml:space="preserve"> Bayes asume independencia de las características). Es esencial tener un conocimiento básico de estos supuestos para evitar aplicar un modelo de manera incorrecta. Las restricciones computacionales también juegan un papel: ¿cuánto tiempo se tiene para entrenar el modelo? ¿Qué tan rápidas deben ser las predicciones en producción? </w:t>
+        <w:t xml:space="preserve"> asume independencia de las características). Es esencial tener un conocimiento básico de estos supuestos para evitar aplicar un modelo de manera incorrecta. Las restricciones computacionales también juegan un papel: ¿cuánto tiempo se tiene para entrenar el modelo? ¿Qué tan rápidas deben ser las predicciones en producción? </w:t>
       </w:r>
       <w:r>
         <w:rPr>
@@ -6885,7 +6964,6 @@
           <w:bCs/>
           <w:lang w:val="es-ES" w:eastAsia="es-CO"/>
         </w:rPr>
-        <w:lastRenderedPageBreak/>
         <w:t>SVM </w:t>
       </w:r>
       <w:r>
@@ -6934,6 +7012,7 @@
         <w:rPr>
           <w:lang w:eastAsia="es-CO"/>
         </w:rPr>
+        <w:lastRenderedPageBreak/>
         <w:t> </w:t>
       </w:r>
       <w:r>
@@ -6974,7 +7053,7 @@
         <w:pStyle w:val="Sangradetextonormal"/>
       </w:pPr>
       <w:r>
-        <w:t>En los numerales previos se han abordados conceptos como la limpieza de datos, se ha simplificado su complejidad, mediante la reducción de dimensionalidad y se han empleado poderosos algoritmos para que aprendan de ellos. El resultado es un "modelo entrenado". Pero, ¿cómo se sabe si este modelo es bueno? ¿Qué significa "bueno" en este contexto? ¿Es preciso? ¿Es fiable? ¿Comete errores costosos? La evaluación del modelo es el proceso sistemático, mediante el cual se pueden responder esas preguntas, cuantificando el rendimiento de un modelo de manera objetiva. </w:t>
+        <w:t>En los numerales previos se han abordado conceptos como la limpieza de datos, se ha simplificado su complejidad, mediante la reducción de dimensionalidad y se han empleado poderosos algoritmos para que aprendan de ellos. El resultado es un "modelo entrenado". Pero, ¿cómo se sabe si este modelo es bueno? ¿Qué significa "bueno" en este contexto? ¿Es preciso? ¿Es fiable? ¿Comete errores costosos? La evaluación del modelo es el proceso sistemático, mediante el cual se pueden responder esas preguntas, cuantificando el rendimiento de un modelo de manera objetiva. </w:t>
       </w:r>
     </w:p>
     <w:p>
@@ -7154,7 +7233,21 @@
           <w:b/>
           <w:bCs/>
         </w:rPr>
-        <w:t>Verdaderos Positivos </w:t>
+        <w:t xml:space="preserve">Verdaderos </w:t>
+      </w:r>
+      <w:r>
+        <w:rPr>
+          <w:b/>
+          <w:bCs/>
+        </w:rPr>
+        <w:t>p</w:t>
+      </w:r>
+      <w:r>
+        <w:rPr>
+          <w:b/>
+          <w:bCs/>
+        </w:rPr>
+        <w:t>ositivos </w:t>
       </w:r>
     </w:p>
     <w:p>
@@ -7198,7 +7291,21 @@
           <w:bCs/>
         </w:rPr>
         <w:lastRenderedPageBreak/>
-        <w:t>Verdaderos Negativos </w:t>
+        <w:t xml:space="preserve">Verdaderos </w:t>
+      </w:r>
+      <w:r>
+        <w:rPr>
+          <w:b/>
+          <w:bCs/>
+        </w:rPr>
+        <w:t>n</w:t>
+      </w:r>
+      <w:r>
+        <w:rPr>
+          <w:b/>
+          <w:bCs/>
+        </w:rPr>
+        <w:t>egativos </w:t>
       </w:r>
     </w:p>
     <w:p>
@@ -7235,7 +7342,21 @@
           <w:b/>
           <w:bCs/>
         </w:rPr>
-        <w:t>Falsos Positivos </w:t>
+        <w:t xml:space="preserve">Falsos </w:t>
+      </w:r>
+      <w:r>
+        <w:rPr>
+          <w:b/>
+          <w:bCs/>
+        </w:rPr>
+        <w:t>p</w:t>
+      </w:r>
+      <w:r>
+        <w:rPr>
+          <w:b/>
+          <w:bCs/>
+        </w:rPr>
+        <w:t>ositivos </w:t>
       </w:r>
     </w:p>
     <w:p>
@@ -7272,7 +7393,21 @@
           <w:b/>
           <w:bCs/>
         </w:rPr>
-        <w:t>Falsos Negativos </w:t>
+        <w:t xml:space="preserve">Falsos </w:t>
+      </w:r>
+      <w:r>
+        <w:rPr>
+          <w:b/>
+          <w:bCs/>
+        </w:rPr>
+        <w:t>n</w:t>
+      </w:r>
+      <w:r>
+        <w:rPr>
+          <w:b/>
+          <w:bCs/>
+        </w:rPr>
+        <w:t>egativos </w:t>
       </w:r>
     </w:p>
     <w:p>
@@ -7325,7 +7460,15 @@
           <w:b/>
           <w:bCs/>
         </w:rPr>
-        <w:t>Accuracy</w:t>
+        <w:t>a</w:t>
+      </w:r>
+      <w:r>
+        <w:rPr>
+          <w:rStyle w:val="Extranjerismo"/>
+          <w:b/>
+          <w:bCs/>
+        </w:rPr>
+        <w:t>ccuracy</w:t>
       </w:r>
       <w:r>
         <w:rPr>
@@ -7369,7 +7512,15 @@
           <w:b/>
           <w:bCs/>
         </w:rPr>
-        <w:t>Precision</w:t>
+        <w:t>p</w:t>
+      </w:r>
+      <w:r>
+        <w:rPr>
+          <w:rStyle w:val="Extranjerismo"/>
+          <w:b/>
+          <w:bCs/>
+        </w:rPr>
+        <w:t>recision</w:t>
       </w:r>
       <w:r>
         <w:rPr>
@@ -7385,7 +7536,25 @@
         <w:ind w:left="1429" w:firstLine="0"/>
       </w:pPr>
       <w:r>
-        <w:t>De todas las veces que el modelo predijo "Positivo", ¿cuántas acertó? Es crucial cuando el costo de un Falso Positivo es alto. </w:t>
+        <w:t>De todas las veces que el modelo predijo "</w:t>
+      </w:r>
+      <w:r>
+        <w:t>p</w:t>
+      </w:r>
+      <w:r>
+        <w:t xml:space="preserve">ositivo", ¿cuántas acertó? Es crucial cuando el costo de un </w:t>
+      </w:r>
+      <w:r>
+        <w:t>f</w:t>
+      </w:r>
+      <w:r>
+        <w:t xml:space="preserve">also </w:t>
+      </w:r>
+      <w:r>
+        <w:t>p</w:t>
+      </w:r>
+      <w:r>
+        <w:t>ositivo es alto. </w:t>
       </w:r>
     </w:p>
     <w:p>
@@ -7426,14 +7595,36 @@
           <w:b/>
           <w:bCs/>
         </w:rPr>
-        <w:t xml:space="preserve">Recall </w:t>
-      </w:r>
-      <w:r>
-        <w:rPr>
-          <w:b/>
-          <w:bCs/>
-        </w:rPr>
-        <w:t>o Exhaustividad) </w:t>
+        <w:t>r</w:t>
+      </w:r>
+      <w:r>
+        <w:rPr>
+          <w:rStyle w:val="Extranjerismo"/>
+          <w:b/>
+          <w:bCs/>
+        </w:rPr>
+        <w:t xml:space="preserve">ecall </w:t>
+      </w:r>
+      <w:r>
+        <w:rPr>
+          <w:b/>
+          <w:bCs/>
+        </w:rPr>
+        <w:t xml:space="preserve">o </w:t>
+      </w:r>
+      <w:r>
+        <w:rPr>
+          <w:b/>
+          <w:bCs/>
+        </w:rPr>
+        <w:t>e</w:t>
+      </w:r>
+      <w:r>
+        <w:rPr>
+          <w:b/>
+          <w:bCs/>
+        </w:rPr>
+        <w:t>xhaustividad) </w:t>
       </w:r>
     </w:p>
     <w:p>
@@ -7442,7 +7633,13 @@
         <w:ind w:left="1429" w:firstLine="0"/>
       </w:pPr>
       <w:r>
-        <w:t>De todos los casos que eran realmente "Positivos", ¿cuántos fue capaz de identificar el modelo? Es la métrica más importante cuando el costo de un Falso Negativo es alto (como en el diagnóstico médico). </w:t>
+        <w:t>De todos los casos que eran realmente "</w:t>
+      </w:r>
+      <w:r>
+        <w:t>p</w:t>
+      </w:r>
+      <w:r>
+        <w:t>ositivos", ¿cuántos fue capaz de identificar el modelo? Es la métrica más importante cuando el costo de un Falso Negativo es alto (como en el diagnóstico médico). </w:t>
       </w:r>
     </w:p>
     <w:p>
@@ -7486,7 +7683,19 @@
         <w:ind w:left="1429" w:firstLine="0"/>
       </w:pPr>
       <w:r>
-        <w:t>Es la media armónica de la Precisión y la Sensibilidad. Proporciona una única métrica que equilibra ambas, y es especialmente útil cuando se tienen clases desbalanceadas. </w:t>
+        <w:t xml:space="preserve">Es la media armónica de la </w:t>
+      </w:r>
+      <w:r>
+        <w:t>p</w:t>
+      </w:r>
+      <w:r>
+        <w:t xml:space="preserve">recisión y la </w:t>
+      </w:r>
+      <w:r>
+        <w:t>s</w:t>
+      </w:r>
+      <w:r>
+        <w:t>ensibilidad. Proporciona una única métrica que equilibra ambas, y es especialmente útil cuando se tienen clases desbalanceadas. </w:t>
       </w:r>
     </w:p>
     <w:p>
@@ -7515,7 +7724,25 @@
         <w:ind w:left="1429" w:firstLine="0"/>
       </w:pPr>
       <w:r>
-        <w:t>Es un gráfico que muestra el rendimiento de un clasificador, a través de todos los umbrales de clasificación. Grafica la Tasa de Verdaderos Positivos (</w:t>
+        <w:t xml:space="preserve">Es un gráfico que muestra el rendimiento de un clasificador, a través de todos los umbrales de clasificación. Grafica la </w:t>
+      </w:r>
+      <w:r>
+        <w:t>t</w:t>
+      </w:r>
+      <w:r>
+        <w:t xml:space="preserve">asa de </w:t>
+      </w:r>
+      <w:r>
+        <w:t>v</w:t>
+      </w:r>
+      <w:r>
+        <w:t xml:space="preserve">erdaderos </w:t>
+      </w:r>
+      <w:r>
+        <w:t>p</w:t>
+      </w:r>
+      <w:r>
+        <w:t>ositivos (</w:t>
       </w:r>
       <w:proofErr w:type="spellStart"/>
       <w:r>
@@ -7527,7 +7754,25 @@
       </w:r>
       <w:proofErr w:type="spellEnd"/>
       <w:r>
-        <w:t>) frente a la Tasa de Falsos Positivos (FP/(FP+TN)). Un modelo perfecto se ubicaría en la esquina superior izquierda (100 % de sensibilidad, 0 % de falsos positivos). Se puede decir que es una métrica agregada que representa la capacidad general del modelo para discriminar entre las clases. Un AUC de 1.0 es un clasificador perfecto, mientras que un AUC de 0.5 representa un modelo que no es mejor que una elección al azar (Fawcett, 2006). </w:t>
+        <w:t xml:space="preserve">) frente a la </w:t>
+      </w:r>
+      <w:r>
+        <w:t>ta</w:t>
+      </w:r>
+      <w:r>
+        <w:t xml:space="preserve">sa de </w:t>
+      </w:r>
+      <w:r>
+        <w:t>f</w:t>
+      </w:r>
+      <w:r>
+        <w:t xml:space="preserve">alsos </w:t>
+      </w:r>
+      <w:r>
+        <w:t>p</w:t>
+      </w:r>
+      <w:r>
+        <w:t>ositivos (FP/(FP+TN)). Un modelo perfecto se ubicaría en la esquina superior izquierda (100 % de sensibilidad, 0 % de falsos positivos). Se puede decir que es una métrica agregada que representa la capacidad general del modelo para discriminar entre las clases. Un AUC de 1.0 es un clasificador perfecto, mientras que un AUC de 0.5 representa un modelo que no es mejor que una elección al azar (Fawcett, 2006). </w:t>
       </w:r>
     </w:p>
     <w:p>
@@ -7853,7 +8098,19 @@
         <w:ind w:left="1429" w:firstLine="0"/>
       </w:pPr>
       <w:r>
-        <w:t xml:space="preserve">A diferencia de las métricas de error, el coeficiente de determinación R² evalúa la adecuación del modelo a los datos. Indica la proporción de la varianza en la variable dependiente que puede ser explicada por las variables independientes. Un valor de R²=0.75 implica que el modelo </w:t>
+        <w:t>A diferencia de las métricas de error, el coeficiente de determinación R² evalúa la adecuación del modelo a los datos. Indica la proporción de la varianza en la variable dependiente que puede ser explicada por las variables independientes. Un valor de R²</w:t>
+      </w:r>
+      <w:r>
+        <w:t xml:space="preserve"> </w:t>
+      </w:r>
+      <w:r>
+        <w:t>=</w:t>
+      </w:r>
+      <w:r>
+        <w:t xml:space="preserve"> </w:t>
+      </w:r>
+      <w:r>
+        <w:t xml:space="preserve">0.75 implica que el modelo </w:t>
       </w:r>
       <w:r>
         <w:lastRenderedPageBreak/>
@@ -7862,7 +8119,7 @@
     </w:p>
     <w:p>
       <w:r>
-        <w:t> La elección de la métrica de evaluación adecuada es tan importante como la elección del algoritmo. Debe estar directamente alineada con los objetivos del proyecto. Un modelo no es "bueno" o "malo" en el vacío; es bueno o malo para la tarea específica para la que fue diseñado y estas métricas son el lenguaje que se usan para describir y defender esa conclusión. </w:t>
+        <w:t> La elección de la métrica de evaluación adecuada es tan importante como la elección del algoritmo. Debe estar directamente alineada con los objetivos del proyecto. Un modelo no es "bueno" o "malo" en el vacío; es bueno o malo para la tarea específica para la que fue diseñado y estas métricas son el lenguaje que se usa para describir y defender esa conclusión. </w:t>
       </w:r>
     </w:p>
     <w:p>
@@ -8297,6 +8554,7 @@
             <w:r>
               <w:rPr>
                 <w:rStyle w:val="Extranjerismo"/>
+                <w:lang w:val="es-CO"/>
               </w:rPr>
               <w:t xml:space="preserve">machine </w:t>
             </w:r>
@@ -8304,6 +8562,7 @@
             <w:r>
               <w:rPr>
                 <w:rStyle w:val="Extranjerismo"/>
+                <w:lang w:val="es-CO"/>
               </w:rPr>
               <w:t>learnig</w:t>
             </w:r>
@@ -8393,36 +8652,99 @@
           <w:numId w:val="0"/>
         </w:numPr>
         <w:rPr>
-          <w:lang w:val="en-US"/>
+          <w:lang w:val="es-CO"/>
         </w:rPr>
       </w:pPr>
       <w:bookmarkStart w:id="17" w:name="_Toc203598731"/>
-      <w:proofErr w:type="spellStart"/>
-      <w:r>
-        <w:rPr>
-          <w:lang w:val="en-US"/>
+      <w:r>
+        <w:rPr>
+          <w:lang w:val="es-CO"/>
         </w:rPr>
         <w:lastRenderedPageBreak/>
         <w:t>Glosario</w:t>
       </w:r>
       <w:bookmarkEnd w:id="17"/>
+    </w:p>
+    <w:p>
+      <w:proofErr w:type="spellStart"/>
+      <w:r>
+        <w:rPr>
+          <w:rStyle w:val="Extranjerismo"/>
+          <w:b/>
+          <w:bCs/>
+          <w:lang w:val="es-CO"/>
+        </w:rPr>
+        <w:t>Bias-Variance</w:t>
+      </w:r>
       <w:proofErr w:type="spellEnd"/>
-    </w:p>
-    <w:p>
       <w:r>
         <w:rPr>
           <w:rStyle w:val="Extranjerismo"/>
           <w:b/>
           <w:bCs/>
-        </w:rPr>
-        <w:t>Bias-Variance Tradeoff</w:t>
-      </w:r>
-      <w:r>
-        <w:rPr>
-          <w:b/>
-          <w:bCs/>
-        </w:rPr>
-        <w:t> (Compensación Sesgo-Varianza)</w:t>
+          <w:lang w:val="es-CO"/>
+        </w:rPr>
+        <w:t xml:space="preserve"> </w:t>
+      </w:r>
+      <w:proofErr w:type="spellStart"/>
+      <w:r>
+        <w:rPr>
+          <w:rStyle w:val="Extranjerismo"/>
+          <w:b/>
+          <w:bCs/>
+          <w:lang w:val="es-CO"/>
+        </w:rPr>
+        <w:t>Tradeoff</w:t>
+      </w:r>
+      <w:proofErr w:type="spellEnd"/>
+      <w:r>
+        <w:rPr>
+          <w:b/>
+          <w:bCs/>
+        </w:rPr>
+        <w:t> (</w:t>
+      </w:r>
+      <w:r>
+        <w:rPr>
+          <w:b/>
+          <w:bCs/>
+        </w:rPr>
+        <w:t>c</w:t>
+      </w:r>
+      <w:r>
+        <w:rPr>
+          <w:b/>
+          <w:bCs/>
+        </w:rPr>
+        <w:t xml:space="preserve">ompensación </w:t>
+      </w:r>
+      <w:r>
+        <w:rPr>
+          <w:b/>
+          <w:bCs/>
+        </w:rPr>
+        <w:t>s</w:t>
+      </w:r>
+      <w:r>
+        <w:rPr>
+          <w:b/>
+          <w:bCs/>
+        </w:rPr>
+        <w:t>esgo-</w:t>
+      </w:r>
+      <w:r>
+        <w:rPr>
+          <w:b/>
+          <w:bCs/>
+        </w:rPr>
+        <w:t>v</w:t>
+      </w:r>
+      <w:r>
+        <w:rPr>
+          <w:b/>
+          <w:bCs/>
+        </w:rPr>
+        <w:t>arianza)</w:t>
       </w:r>
       <w:r>
         <w:t>:</w:t>
@@ -8437,15 +8759,55 @@
           <w:rStyle w:val="Extranjerismo"/>
           <w:b/>
           <w:bCs/>
-        </w:rPr>
-        <w:t>Cross-Validation</w:t>
-      </w:r>
-      <w:r>
-        <w:rPr>
-          <w:b/>
-          <w:bCs/>
-        </w:rPr>
-        <w:t> (Validación Cruzada)</w:t>
+          <w:lang w:val="es-CO"/>
+        </w:rPr>
+        <w:t>Cross-</w:t>
+      </w:r>
+      <w:proofErr w:type="spellStart"/>
+      <w:r>
+        <w:rPr>
+          <w:rStyle w:val="Extranjerismo"/>
+          <w:b/>
+          <w:bCs/>
+          <w:lang w:val="es-CO"/>
+        </w:rPr>
+        <w:t>Validation</w:t>
+      </w:r>
+      <w:proofErr w:type="spellEnd"/>
+      <w:r>
+        <w:rPr>
+          <w:b/>
+          <w:bCs/>
+        </w:rPr>
+        <w:t> (</w:t>
+      </w:r>
+      <w:r>
+        <w:rPr>
+          <w:b/>
+          <w:bCs/>
+        </w:rPr>
+        <w:t>v</w:t>
+      </w:r>
+      <w:r>
+        <w:rPr>
+          <w:b/>
+          <w:bCs/>
+        </w:rPr>
+        <w:t xml:space="preserve">alidación </w:t>
+      </w:r>
+      <w:r>
+        <w:rPr>
+          <w:b/>
+          <w:bCs/>
+        </w:rPr>
+        <w:t>c</w:t>
+      </w:r>
+      <w:r>
+        <w:rPr>
+          <w:b/>
+          <w:bCs/>
+        </w:rPr>
+        <w:t>ruzada)</w:t>
       </w:r>
       <w:r>
         <w:t>:</w:t>
@@ -8460,15 +8822,55 @@
           <w:rStyle w:val="Extranjerismo"/>
           <w:b/>
           <w:bCs/>
-        </w:rPr>
-        <w:t>Ensemble Methods</w:t>
-      </w:r>
-      <w:r>
-        <w:rPr>
-          <w:b/>
-          <w:bCs/>
-        </w:rPr>
-        <w:t> (Métodos de Ensamble)</w:t>
+          <w:lang w:val="es-CO"/>
+        </w:rPr>
+        <w:t xml:space="preserve">Ensemble </w:t>
+      </w:r>
+      <w:proofErr w:type="spellStart"/>
+      <w:r>
+        <w:rPr>
+          <w:rStyle w:val="Extranjerismo"/>
+          <w:b/>
+          <w:bCs/>
+          <w:lang w:val="es-CO"/>
+        </w:rPr>
+        <w:t>Methods</w:t>
+      </w:r>
+      <w:proofErr w:type="spellEnd"/>
+      <w:r>
+        <w:rPr>
+          <w:b/>
+          <w:bCs/>
+        </w:rPr>
+        <w:t> (</w:t>
+      </w:r>
+      <w:r>
+        <w:rPr>
+          <w:b/>
+          <w:bCs/>
+        </w:rPr>
+        <w:t>m</w:t>
+      </w:r>
+      <w:r>
+        <w:rPr>
+          <w:b/>
+          <w:bCs/>
+        </w:rPr>
+        <w:t xml:space="preserve">étodos de </w:t>
+      </w:r>
+      <w:r>
+        <w:rPr>
+          <w:b/>
+          <w:bCs/>
+        </w:rPr>
+        <w:t>e</w:t>
+      </w:r>
+      <w:r>
+        <w:rPr>
+          <w:b/>
+          <w:bCs/>
+        </w:rPr>
+        <w:t>nsamble)</w:t>
       </w:r>
       <w:r>
         <w:t>:</w:t>
@@ -8476,12 +8878,47 @@
       <w:r>
         <w:t> técnicas que combinan múltiples modelos de aprendizaje automático para crear un predictor más fuerte que cualquiera de los modelos individuales. Incluyen métodos como </w:t>
       </w:r>
+      <w:proofErr w:type="spellStart"/>
       <w:r>
         <w:rPr>
           <w:rStyle w:val="Extranjerismo"/>
-        </w:rPr>
-        <w:t>bagging, boosting y stacking</w:t>
-      </w:r>
+          <w:lang w:val="es-CO"/>
+        </w:rPr>
+        <w:t>bagging</w:t>
+      </w:r>
+      <w:proofErr w:type="spellEnd"/>
+      <w:r>
+        <w:rPr>
+          <w:rStyle w:val="Extranjerismo"/>
+          <w:lang w:val="es-CO"/>
+        </w:rPr>
+        <w:t xml:space="preserve">, </w:t>
+      </w:r>
+      <w:proofErr w:type="spellStart"/>
+      <w:r>
+        <w:rPr>
+          <w:rStyle w:val="Extranjerismo"/>
+          <w:lang w:val="es-CO"/>
+        </w:rPr>
+        <w:t>boosting</w:t>
+      </w:r>
+      <w:proofErr w:type="spellEnd"/>
+      <w:r>
+        <w:rPr>
+          <w:rStyle w:val="Extranjerismo"/>
+          <w:lang w:val="es-CO"/>
+        </w:rPr>
+        <w:t xml:space="preserve"> y </w:t>
+      </w:r>
+      <w:proofErr w:type="spellStart"/>
+      <w:r>
+        <w:rPr>
+          <w:rStyle w:val="Extranjerismo"/>
+          <w:lang w:val="es-CO"/>
+        </w:rPr>
+        <w:t>stacking</w:t>
+      </w:r>
+      <w:proofErr w:type="spellEnd"/>
       <w:r>
         <w:t>.</w:t>
       </w:r>
@@ -8492,27 +8929,58 @@
           <w:b/>
           <w:bCs/>
         </w:rPr>
-        <w:t>Ingeniería de Características</w:t>
+        <w:t xml:space="preserve">Ingeniería de </w:t>
+      </w:r>
+      <w:r>
+        <w:rPr>
+          <w:b/>
+          <w:bCs/>
+        </w:rPr>
+        <w:t>c</w:t>
+      </w:r>
+      <w:r>
+        <w:rPr>
+          <w:b/>
+          <w:bCs/>
+        </w:rPr>
+        <w:t>aracterísticas</w:t>
       </w:r>
       <w:r>
         <w:t>: conjunto de técnicas para transformar y seleccionar variables derivadas de datos brutos con el fin de mejorar el rendimiento de los modelos de IA. Incluye creación de nuevas características, codificación de categorías y escalado de valores.</w:t>
       </w:r>
     </w:p>
     <w:p>
+      <w:proofErr w:type="spellStart"/>
       <w:r>
         <w:rPr>
           <w:rStyle w:val="Extranjerismo"/>
           <w:b/>
           <w:bCs/>
+          <w:lang w:val="es-CO"/>
         </w:rPr>
         <w:t>Overfitting</w:t>
       </w:r>
-      <w:r>
-        <w:rPr>
-          <w:b/>
-          <w:bCs/>
-        </w:rPr>
-        <w:t> (Sobreajuste)</w:t>
+      <w:proofErr w:type="spellEnd"/>
+      <w:r>
+        <w:rPr>
+          <w:b/>
+          <w:bCs/>
+        </w:rPr>
+        <w:t> (</w:t>
+      </w:r>
+      <w:r>
+        <w:rPr>
+          <w:b/>
+          <w:bCs/>
+        </w:rPr>
+        <w:t>s</w:t>
+      </w:r>
+      <w:r>
+        <w:rPr>
+          <w:b/>
+          <w:bCs/>
+        </w:rPr>
+        <w:t>obreajuste)</w:t>
       </w:r>
       <w:r>
         <w:t>:</w:t>
@@ -8542,6 +9010,7 @@
       <w:r>
         <w:rPr>
           <w:rStyle w:val="Extranjerismo"/>
+          <w:lang w:val="es-CO"/>
         </w:rPr>
         <w:t>Lasso</w:t>
       </w:r>
@@ -8551,6 +9020,7 @@
       <w:r>
         <w:rPr>
           <w:rStyle w:val="Extranjerismo"/>
+          <w:lang w:val="es-CO"/>
         </w:rPr>
         <w:t>Ridge</w:t>
       </w:r>
@@ -8797,60 +9267,23 @@
     <w:p>
       <w:pPr>
         <w:pStyle w:val="Sangradetextonormal"/>
-      </w:pPr>
-      <w:r>
-        <w:t xml:space="preserve">Little, R. J., &amp; </w:t>
-      </w:r>
-      <w:proofErr w:type="spellStart"/>
-      <w:r>
-        <w:t>Rubin</w:t>
-      </w:r>
-      <w:proofErr w:type="spellEnd"/>
-      <w:r>
-        <w:t>, D. B. (2019). </w:t>
-      </w:r>
-      <w:proofErr w:type="spellStart"/>
-      <w:r>
-        <w:t>Statistical</w:t>
-      </w:r>
-      <w:proofErr w:type="spellEnd"/>
-      <w:r>
-        <w:t xml:space="preserve"> </w:t>
-      </w:r>
-      <w:proofErr w:type="spellStart"/>
-      <w:r>
-        <w:t>analysis</w:t>
-      </w:r>
-      <w:proofErr w:type="spellEnd"/>
-      <w:r>
-        <w:t xml:space="preserve"> </w:t>
-      </w:r>
-      <w:proofErr w:type="spellStart"/>
-      <w:r>
-        <w:t>with</w:t>
-      </w:r>
-      <w:proofErr w:type="spellEnd"/>
-      <w:r>
-        <w:t xml:space="preserve"> </w:t>
-      </w:r>
-      <w:proofErr w:type="spellStart"/>
-      <w:r>
-        <w:t>missing</w:t>
-      </w:r>
-      <w:proofErr w:type="spellEnd"/>
-      <w:r>
-        <w:t xml:space="preserve"> data. John Wiley &amp; </w:t>
-      </w:r>
-      <w:proofErr w:type="spellStart"/>
-      <w:r>
-        <w:t>Sons</w:t>
-      </w:r>
-      <w:proofErr w:type="spellEnd"/>
-      <w:r>
-        <w:t>. </w:t>
-      </w:r>
-    </w:p>
-    <w:p>
+        <w:rPr>
+          <w:lang w:val="en-US"/>
+        </w:rPr>
+      </w:pPr>
+      <w:r>
+        <w:rPr>
+          <w:lang w:val="en-US"/>
+        </w:rPr>
+        <w:t>Little, R. J., &amp; Rubin, D. B. (2019). Statistical analysis with missing data. John Wiley &amp; Sons. </w:t>
+      </w:r>
+    </w:p>
+    <w:p>
+      <w:pPr>
+        <w:rPr>
+          <w:lang w:val="en-US"/>
+        </w:rPr>
+      </w:pPr>
       <w:r>
         <w:rPr>
           <w:lang w:val="en-US"/>
@@ -8859,145 +9292,124 @@
         <w:t xml:space="preserve">Mitchell, T. M. (1997). Machine learning (Vol. 1, No. 9). </w:t>
       </w:r>
       <w:r>
+        <w:rPr>
+          <w:lang w:val="en-US"/>
+        </w:rPr>
         <w:t xml:space="preserve">New York: </w:t>
       </w:r>
       <w:proofErr w:type="spellStart"/>
       <w:r>
+        <w:rPr>
+          <w:lang w:val="en-US"/>
+        </w:rPr>
         <w:t>McGraw-hill</w:t>
       </w:r>
       <w:proofErr w:type="spellEnd"/>
       <w:r>
+        <w:rPr>
+          <w:lang w:val="en-US"/>
+        </w:rPr>
         <w:t>. </w:t>
       </w:r>
     </w:p>
     <w:p>
+      <w:pPr>
+        <w:rPr>
+          <w:lang w:val="en-US"/>
+        </w:rPr>
+      </w:pPr>
+      <w:r>
+        <w:rPr>
+          <w:lang w:val="en-US"/>
+        </w:rPr>
+        <w:t>Rahm, E. &amp; Do, H. H. (2000). Data cleaning: Problems and current approaches. IEEE Data Eng. Bull., 23(4), 3-13. </w:t>
+      </w:r>
+    </w:p>
+    <w:p>
+      <w:pPr>
+        <w:rPr>
+          <w:lang w:val="en-US"/>
+        </w:rPr>
+      </w:pPr>
+      <w:r>
+        <w:rPr>
+          <w:lang w:val="en-US"/>
+        </w:rPr>
+        <w:t xml:space="preserve">Schafer, J. L. &amp; Graham, J. W. (2002). </w:t>
+      </w:r>
+      <w:r>
+        <w:rPr>
+          <w:lang w:val="en-US"/>
+        </w:rPr>
+        <w:t xml:space="preserve">Missing data: our view of the state of the art. </w:t>
+      </w:r>
+      <w:proofErr w:type="gramStart"/>
+      <w:r>
+        <w:rPr>
+          <w:lang w:val="en-US"/>
+        </w:rPr>
+        <w:t>Psychological</w:t>
+      </w:r>
+      <w:proofErr w:type="gramEnd"/>
+      <w:r>
+        <w:rPr>
+          <w:lang w:val="en-US"/>
+        </w:rPr>
+        <w:t xml:space="preserve"> methods, 7(2), 147. </w:t>
+      </w:r>
+    </w:p>
+    <w:p>
+      <w:pPr>
+        <w:rPr>
+          <w:lang w:val="en-US"/>
+        </w:rPr>
+      </w:pPr>
       <w:proofErr w:type="spellStart"/>
       <w:r>
-        <w:t>Rahm</w:t>
+        <w:rPr>
+          <w:lang w:val="en-US"/>
+        </w:rPr>
+        <w:t>Tibshirani</w:t>
       </w:r>
       <w:proofErr w:type="spellEnd"/>
       <w:r>
-        <w:t xml:space="preserve">, E. &amp; Do, H. H. (2000). Data </w:t>
+        <w:rPr>
+          <w:lang w:val="en-US"/>
+        </w:rPr>
+        <w:t xml:space="preserve">, R. (1996). </w:t>
+      </w:r>
+      <w:r>
+        <w:rPr>
+          <w:lang w:val="en-US"/>
+        </w:rPr>
+        <w:t>Regression shrinkage and selection via the lasso. Journal of the Royal Statistical Society Series B: Statistical Methodology, 58(1), 267-288. </w:t>
+      </w:r>
+    </w:p>
+    <w:p>
+      <w:pPr>
+        <w:rPr>
+          <w:lang w:val="en-US"/>
+        </w:rPr>
+      </w:pPr>
+      <w:r>
+        <w:rPr>
+          <w:lang w:val="en-US"/>
+        </w:rPr>
+        <w:t xml:space="preserve">Van </w:t>
       </w:r>
       <w:proofErr w:type="spellStart"/>
       <w:r>
-        <w:t>cleaning</w:t>
+        <w:rPr>
+          <w:lang w:val="en-US"/>
+        </w:rPr>
+        <w:t>Buuren</w:t>
       </w:r>
       <w:proofErr w:type="spellEnd"/>
       <w:r>
-        <w:t xml:space="preserve">: </w:t>
-      </w:r>
-      <w:proofErr w:type="spellStart"/>
-      <w:r>
-        <w:t>Problems</w:t>
-      </w:r>
-      <w:proofErr w:type="spellEnd"/>
-      <w:r>
-        <w:t xml:space="preserve"> and </w:t>
-      </w:r>
-      <w:proofErr w:type="spellStart"/>
-      <w:r>
-        <w:t>current</w:t>
-      </w:r>
-      <w:proofErr w:type="spellEnd"/>
-      <w:r>
-        <w:t xml:space="preserve"> </w:t>
-      </w:r>
-      <w:proofErr w:type="spellStart"/>
-      <w:r>
-        <w:t>approaches</w:t>
-      </w:r>
-      <w:proofErr w:type="spellEnd"/>
-      <w:r>
-        <w:t>. IEEE Data Eng. Bull., 23(4), 3-13. </w:t>
-      </w:r>
-    </w:p>
-    <w:p>
-      <w:r>
         <w:rPr>
           <w:lang w:val="en-US"/>
         </w:rPr>
-        <w:t xml:space="preserve">Schafer, J. L. &amp; Graham, J. W. (2002). </w:t>
-      </w:r>
-      <w:proofErr w:type="spellStart"/>
-      <w:r>
-        <w:t>Missing</w:t>
-      </w:r>
-      <w:proofErr w:type="spellEnd"/>
-      <w:r>
-        <w:t xml:space="preserve"> data: </w:t>
-      </w:r>
-      <w:proofErr w:type="spellStart"/>
-      <w:r>
-        <w:t>our</w:t>
-      </w:r>
-      <w:proofErr w:type="spellEnd"/>
-      <w:r>
-        <w:t xml:space="preserve"> </w:t>
-      </w:r>
-      <w:proofErr w:type="spellStart"/>
-      <w:r>
-        <w:t>view</w:t>
-      </w:r>
-      <w:proofErr w:type="spellEnd"/>
-      <w:r>
-        <w:t xml:space="preserve"> </w:t>
-      </w:r>
-      <w:proofErr w:type="spellStart"/>
-      <w:r>
-        <w:t>of</w:t>
-      </w:r>
-      <w:proofErr w:type="spellEnd"/>
-      <w:r>
-        <w:t xml:space="preserve"> </w:t>
-      </w:r>
-      <w:proofErr w:type="spellStart"/>
-      <w:r>
-        <w:t>the</w:t>
-      </w:r>
-      <w:proofErr w:type="spellEnd"/>
-      <w:r>
-        <w:t xml:space="preserve"> </w:t>
-      </w:r>
-      <w:proofErr w:type="spellStart"/>
-      <w:r>
-        <w:t>state</w:t>
-      </w:r>
-      <w:proofErr w:type="spellEnd"/>
-      <w:r>
-        <w:t xml:space="preserve"> </w:t>
-      </w:r>
-      <w:proofErr w:type="spellStart"/>
-      <w:r>
-        <w:t>of</w:t>
-      </w:r>
-      <w:proofErr w:type="spellEnd"/>
-      <w:r>
-        <w:t xml:space="preserve"> </w:t>
-      </w:r>
-      <w:proofErr w:type="spellStart"/>
-      <w:r>
-        <w:t>the</w:t>
-      </w:r>
-      <w:proofErr w:type="spellEnd"/>
-      <w:r>
-        <w:t xml:space="preserve"> art. </w:t>
-      </w:r>
-      <w:proofErr w:type="spellStart"/>
-      <w:r>
-        <w:t>Psychological</w:t>
-      </w:r>
-      <w:proofErr w:type="spellEnd"/>
-      <w:r>
-        <w:t xml:space="preserve"> </w:t>
-      </w:r>
-      <w:proofErr w:type="spellStart"/>
-      <w:r>
-        <w:t>methods</w:t>
-      </w:r>
-      <w:proofErr w:type="spellEnd"/>
-      <w:r>
-        <w:t>, 7(2), 147. </w:t>
+        <w:t>, S. (2018). Flexible Imputation of Missing Data. CRC Press. </w:t>
       </w:r>
     </w:p>
     <w:p>
@@ -9006,130 +9418,11 @@
           <w:lang w:val="en-US"/>
         </w:rPr>
       </w:pPr>
-      <w:proofErr w:type="spellStart"/>
-      <w:r>
-        <w:t>Tibshirani</w:t>
-      </w:r>
-      <w:proofErr w:type="spellEnd"/>
-      <w:r>
-        <w:t xml:space="preserve">, R. (1996). </w:t>
-      </w:r>
       <w:r>
         <w:rPr>
           <w:lang w:val="en-US"/>
         </w:rPr>
-        <w:t>Regression shrinkage and selection via the lasso. Journal of the Royal Statistical Society Series B: Statistical Methodology, 58(1), 267-288. </w:t>
-      </w:r>
-    </w:p>
-    <w:p>
-      <w:r>
-        <w:t xml:space="preserve">Van Buuren, S. (2018). Flexible </w:t>
-      </w:r>
-      <w:proofErr w:type="spellStart"/>
-      <w:r>
-        <w:t>Imputation</w:t>
-      </w:r>
-      <w:proofErr w:type="spellEnd"/>
-      <w:r>
-        <w:t xml:space="preserve"> </w:t>
-      </w:r>
-      <w:proofErr w:type="spellStart"/>
-      <w:r>
-        <w:t>of</w:t>
-      </w:r>
-      <w:proofErr w:type="spellEnd"/>
-      <w:r>
-        <w:t xml:space="preserve"> </w:t>
-      </w:r>
-      <w:proofErr w:type="spellStart"/>
-      <w:r>
-        <w:t>Missing</w:t>
-      </w:r>
-      <w:proofErr w:type="spellEnd"/>
-      <w:r>
-        <w:t xml:space="preserve"> Data. CRC </w:t>
-      </w:r>
-      <w:proofErr w:type="spellStart"/>
-      <w:r>
-        <w:t>Press</w:t>
-      </w:r>
-      <w:proofErr w:type="spellEnd"/>
-      <w:r>
-        <w:t>. </w:t>
-      </w:r>
-    </w:p>
-    <w:p>
-      <w:proofErr w:type="spellStart"/>
-      <w:r>
-        <w:t>Wolpert</w:t>
-      </w:r>
-      <w:proofErr w:type="spellEnd"/>
-      <w:r>
-        <w:t xml:space="preserve">, D. H. (1996). </w:t>
-      </w:r>
-      <w:proofErr w:type="spellStart"/>
-      <w:r>
-        <w:t>The</w:t>
-      </w:r>
-      <w:proofErr w:type="spellEnd"/>
-      <w:r>
-        <w:t xml:space="preserve"> </w:t>
-      </w:r>
-      <w:proofErr w:type="spellStart"/>
-      <w:r>
-        <w:t>lack</w:t>
-      </w:r>
-      <w:proofErr w:type="spellEnd"/>
-      <w:r>
-        <w:t xml:space="preserve"> </w:t>
-      </w:r>
-      <w:proofErr w:type="spellStart"/>
-      <w:r>
-        <w:t>of</w:t>
-      </w:r>
-      <w:proofErr w:type="spellEnd"/>
-      <w:r>
-        <w:t xml:space="preserve"> a priori </w:t>
-      </w:r>
-      <w:proofErr w:type="spellStart"/>
-      <w:r>
-        <w:t>distinctions</w:t>
-      </w:r>
-      <w:proofErr w:type="spellEnd"/>
-      <w:r>
-        <w:t xml:space="preserve"> </w:t>
-      </w:r>
-      <w:proofErr w:type="spellStart"/>
-      <w:r>
-        <w:t>between</w:t>
-      </w:r>
-      <w:proofErr w:type="spellEnd"/>
-      <w:r>
-        <w:t xml:space="preserve"> </w:t>
-      </w:r>
-      <w:proofErr w:type="spellStart"/>
-      <w:r>
-        <w:t>learning</w:t>
-      </w:r>
-      <w:proofErr w:type="spellEnd"/>
-      <w:r>
-        <w:t xml:space="preserve"> </w:t>
-      </w:r>
-      <w:proofErr w:type="spellStart"/>
-      <w:r>
-        <w:t>algorithms</w:t>
-      </w:r>
-      <w:proofErr w:type="spellEnd"/>
-      <w:r>
-        <w:t xml:space="preserve">. Neural </w:t>
-      </w:r>
-      <w:proofErr w:type="spellStart"/>
-      <w:r>
-        <w:t>computation</w:t>
-      </w:r>
-      <w:proofErr w:type="spellEnd"/>
-      <w:r>
-        <w:t>, 8(7), 1341-1390. </w:t>
+        <w:t>Wolpert, D. H. (1996). The lack of a priori distinctions between learning algorithms. Neural computation, 8(7), 1341-1390. </w:t>
       </w:r>
     </w:p>
     <w:p>
@@ -14862,7 +15155,6 @@
   <w:style w:type="character" w:default="1" w:styleId="Fuentedeprrafopredeter">
     <w:name w:val="Default Paragraph Font"/>
     <w:uiPriority w:val="1"/>
-    <w:semiHidden/>
     <w:unhideWhenUsed/>
   </w:style>
   <w:style w:type="table" w:default="1" w:styleId="Tablanormal">
@@ -16764,13 +17056,13 @@
 </file>
 
 <file path=customXml/itemProps2.xml><?xml version="1.0" encoding="utf-8"?>
-<ds:datastoreItem xmlns:ds="http://schemas.openxmlformats.org/officeDocument/2006/customXml" ds:itemID="{B4F06D7A-E39D-4B4D-AD3D-FBBC809085A2}"/>
+<ds:datastoreItem xmlns:ds="http://schemas.openxmlformats.org/officeDocument/2006/customXml" ds:itemID="{C677B21E-2D43-4E88-A4EB-A272D88DC397}"/>
 </file>
 
 <file path=customXml/itemProps3.xml><?xml version="1.0" encoding="utf-8"?>
-<ds:datastoreItem xmlns:ds="http://schemas.openxmlformats.org/officeDocument/2006/customXml" ds:itemID="{81DCA753-91CA-40E7-95EE-0D75B69C53F1}"/>
+<ds:datastoreItem xmlns:ds="http://schemas.openxmlformats.org/officeDocument/2006/customXml" ds:itemID="{F0ACFA0E-BCF1-4900-8DB4-CD9B261652C6}"/>
 </file>
 
 <file path=customXml/itemProps4.xml><?xml version="1.0" encoding="utf-8"?>
-<ds:datastoreItem xmlns:ds="http://schemas.openxmlformats.org/officeDocument/2006/customXml" ds:itemID="{0EACA565-8DEA-46F0-B60A-6C142A20B3F7}"/>
+<ds:datastoreItem xmlns:ds="http://schemas.openxmlformats.org/officeDocument/2006/customXml" ds:itemID="{BA3B4D14-9FDB-4262-9A15-564906D6BCA4}"/>
 </file>
--- a/fuentes/CFA_02_21710120_DU.docx
+++ b/fuentes/CFA_02_21710120_DU.docx
@@ -5532,7 +5532,23 @@
           <w:bCs/>
           <w:lang w:val="es-ES" w:eastAsia="es-CO"/>
         </w:rPr>
-        <w:t>Regresión Logística</w:t>
+        <w:t xml:space="preserve">Regresión </w:t>
+      </w:r>
+      <w:r>
+        <w:rPr>
+          <w:b/>
+          <w:bCs/>
+          <w:lang w:val="es-ES" w:eastAsia="es-CO"/>
+        </w:rPr>
+        <w:t>l</w:t>
+      </w:r>
+      <w:r>
+        <w:rPr>
+          <w:b/>
+          <w:bCs/>
+          <w:lang w:val="es-ES" w:eastAsia="es-CO"/>
+        </w:rPr>
+        <w:t>ogística</w:t>
       </w:r>
       <w:r>
         <w:rPr>
@@ -5768,7 +5784,28 @@
         <w:rPr>
           <w:lang w:val="es-ES" w:eastAsia="es-CO"/>
         </w:rPr>
-        <w:t xml:space="preserve"> es un método de ensemble que construye múltiples árboles de decisión y combina sus predicciones para obtener un resultado más robusto y preciso.</w:t>
+        <w:t xml:space="preserve"> es un método de </w:t>
+      </w:r>
+      <w:r>
+        <w:t>ens</w:t>
+      </w:r>
+      <w:r>
+        <w:t>a</w:t>
+      </w:r>
+      <w:r>
+        <w:t>mble</w:t>
+      </w:r>
+      <w:r>
+        <w:rPr>
+          <w:lang w:val="es-ES" w:eastAsia="es-CO"/>
+        </w:rPr>
+        <w:t xml:space="preserve"> que construye múltiples árboles de decisión y combina sus predicciones para</w:t>
+      </w:r>
+      <w:r>
+        <w:rPr>
+          <w:lang w:val="es-ES" w:eastAsia="es-CO"/>
+        </w:rPr>
+        <w:t xml:space="preserve"> obtener un resultado más robusto y preciso.</w:t>
       </w:r>
     </w:p>
     <w:p>
@@ -6079,23 +6116,15 @@
         <w:t xml:space="preserve">Este es un algoritmo iterativo que organiza los datos en un número predefinido 'k' de </w:t>
       </w:r>
       <w:r>
-        <w:rPr>
-          <w:rStyle w:val="Extranjerismo"/>
+        <w:t>clústeres</w:t>
+      </w:r>
+      <w:r>
+        <w:rPr>
           <w:lang w:val="es-ES" w:eastAsia="es-CO"/>
         </w:rPr>
-        <w:t>clústeres</w:t>
-      </w:r>
-      <w:r>
-        <w:rPr>
-          <w:lang w:val="es-ES" w:eastAsia="es-CO"/>
-        </w:rPr>
         <w:t xml:space="preserve">, asignando cada punto de datos al </w:t>
       </w:r>
       <w:r>
-        <w:rPr>
-          <w:rStyle w:val="Extranjerismo"/>
-          <w:lang w:val="es-ES" w:eastAsia="es-CO"/>
-        </w:rPr>
         <w:t>clúster</w:t>
       </w:r>
       <w:r>
@@ -6160,10 +6189,6 @@
         <w:t xml:space="preserve">Este método, basado en la densidad, es capaz de identificar </w:t>
       </w:r>
       <w:r>
-        <w:rPr>
-          <w:rStyle w:val="Extranjerismo"/>
-          <w:lang w:val="es-ES" w:eastAsia="es-CO"/>
-        </w:rPr>
         <w:t xml:space="preserve">clústeres </w:t>
       </w:r>
       <w:r>
@@ -6712,10 +6737,6 @@
         <w:t>Con una amplia variedad de algoritmos disponibles, la elección del más adecuado para un problema específico constituye una de las decisiones más críticas. No existe un algoritmo "mejor" de manera universal, un principio formalizado en el teorema "</w:t>
       </w:r>
       <w:r>
-        <w:rPr>
-          <w:rStyle w:val="Extranjerismo"/>
-          <w:lang w:val="es-CO"/>
-        </w:rPr>
         <w:t>No Free Lunch</w:t>
       </w:r>
       <w:r>
@@ -7281,7 +7302,19 @@
     </w:p>
     <w:p>
       <w:r>
-        <w:t>Para comenzar se tiene la matriz de confusión. La cual es fundamental para la evaluación de la clasificación. Esta tabla desglosa el rendimiento de un modelo al comparar las clases predichas con las clases reales. En un problema de clasificación binaria, que incluye una clase "Positiva" y una "Negativa", la matriz consta de cuatro celdas: </w:t>
+        <w:t>Para comenzar se tiene la matriz de confusión. La cual es fundamental para la evaluación de la clasificación. Esta tabla desglosa el rendimiento de un modelo al comparar las clases predichas con las clases reales. En un problema de clasificación binaria, que incluye una clase "</w:t>
+      </w:r>
+      <w:r>
+        <w:t>p</w:t>
+      </w:r>
+      <w:r>
+        <w:t>ositiva" y una "</w:t>
+      </w:r>
+      <w:r>
+        <w:t>n</w:t>
+      </w:r>
+      <w:r>
+        <w:t>egativa", la matriz consta de cuatro celdas: </w:t>
       </w:r>
     </w:p>
     <w:p>
@@ -7755,7 +7788,22 @@
         <w:t>p</w:t>
       </w:r>
       <w:r>
-        <w:t>ositivos", ¿cuántos fue capaz de identificar el modelo? Es la métrica más importante cuando el costo de un Falso Negativo es alto (como en el diagnóstico médico). </w:t>
+        <w:t xml:space="preserve">ositivos", ¿cuántos fue capaz de identificar el modelo? Es la métrica más importante cuando el costo de un </w:t>
+      </w:r>
+      <w:r>
+        <w:t>f</w:t>
+      </w:r>
+      <w:r>
+        <w:t xml:space="preserve">also </w:t>
+      </w:r>
+      <w:r>
+        <w:t>n</w:t>
+      </w:r>
+      <w:r>
+        <w:t>egativo es alto (como en el diagnóstico médico).</w:t>
+      </w:r>
+      <w:r>
+        <w:t> </w:t>
       </w:r>
     </w:p>
     <w:p>
@@ -8790,7 +8838,25 @@
           <w:bCs/>
           <w:lang w:val="es-CO"/>
         </w:rPr>
-        <w:t>Bias-Variance</w:t>
+        <w:t>Bias-</w:t>
+      </w:r>
+      <w:r>
+        <w:rPr>
+          <w:rStyle w:val="Extranjerismo"/>
+          <w:b/>
+          <w:bCs/>
+          <w:lang w:val="es-CO"/>
+        </w:rPr>
+        <w:t>v</w:t>
+      </w:r>
+      <w:r>
+        <w:rPr>
+          <w:rStyle w:val="Extranjerismo"/>
+          <w:b/>
+          <w:bCs/>
+          <w:lang w:val="es-CO"/>
+        </w:rPr>
+        <w:t>ariance</w:t>
       </w:r>
       <w:proofErr w:type="spellEnd"/>
       <w:r>
@@ -8810,7 +8876,16 @@
           <w:bCs/>
           <w:lang w:val="es-CO"/>
         </w:rPr>
-        <w:t>Tradeoff</w:t>
+        <w:t>t</w:t>
+      </w:r>
+      <w:r>
+        <w:rPr>
+          <w:rStyle w:val="Extranjerismo"/>
+          <w:b/>
+          <w:bCs/>
+          <w:lang w:val="es-CO"/>
+        </w:rPr>
+        <w:t>radeoff</w:t>
       </w:r>
       <w:proofErr w:type="spellEnd"/>
       <w:r>
@@ -8887,7 +8962,16 @@
           <w:bCs/>
           <w:lang w:val="es-CO"/>
         </w:rPr>
-        <w:t>Validation</w:t>
+        <w:t>v</w:t>
+      </w:r>
+      <w:r>
+        <w:rPr>
+          <w:rStyle w:val="Extranjerismo"/>
+          <w:b/>
+          <w:bCs/>
+          <w:lang w:val="es-CO"/>
+        </w:rPr>
+        <w:t>alidation</w:t>
       </w:r>
       <w:proofErr w:type="spellEnd"/>
       <w:r>
@@ -8950,7 +9034,16 @@
           <w:bCs/>
           <w:lang w:val="es-CO"/>
         </w:rPr>
-        <w:t>Methods</w:t>
+        <w:t>m</w:t>
+      </w:r>
+      <w:r>
+        <w:rPr>
+          <w:rStyle w:val="Extranjerismo"/>
+          <w:b/>
+          <w:bCs/>
+          <w:lang w:val="es-CO"/>
+        </w:rPr>
+        <w:t>ethods</w:t>
       </w:r>
       <w:proofErr w:type="spellEnd"/>
       <w:r>
@@ -15271,7 +15364,6 @@
   <w:style w:type="character" w:default="1" w:styleId="Fuentedeprrafopredeter">
     <w:name w:val="Default Paragraph Font"/>
     <w:uiPriority w:val="1"/>
-    <w:semiHidden/>
     <w:unhideWhenUsed/>
   </w:style>
   <w:style w:type="table" w:default="1" w:styleId="Tablanormal">
@@ -17173,13 +17265,13 @@
 </file>
 
 <file path=customXml/itemProps2.xml><?xml version="1.0" encoding="utf-8"?>
-<ds:datastoreItem xmlns:ds="http://schemas.openxmlformats.org/officeDocument/2006/customXml" ds:itemID="{8F0B4624-E460-4A34-B959-72656FD51574}"/>
+<ds:datastoreItem xmlns:ds="http://schemas.openxmlformats.org/officeDocument/2006/customXml" ds:itemID="{8326898E-D5C2-43C5-84A8-51DA9C1E1905}"/>
 </file>
 
 <file path=customXml/itemProps3.xml><?xml version="1.0" encoding="utf-8"?>
-<ds:datastoreItem xmlns:ds="http://schemas.openxmlformats.org/officeDocument/2006/customXml" ds:itemID="{6680577B-215E-42C8-BD65-AC51D74652A3}"/>
+<ds:datastoreItem xmlns:ds="http://schemas.openxmlformats.org/officeDocument/2006/customXml" ds:itemID="{19EC4943-D45C-4946-A16B-77AD651AC42C}"/>
 </file>
 
 <file path=customXml/itemProps4.xml><?xml version="1.0" encoding="utf-8"?>
-<ds:datastoreItem xmlns:ds="http://schemas.openxmlformats.org/officeDocument/2006/customXml" ds:itemID="{41B49314-B774-489D-BBE1-D8762C255881}"/>
+<ds:datastoreItem xmlns:ds="http://schemas.openxmlformats.org/officeDocument/2006/customXml" ds:itemID="{5EAC5B6F-B4DB-4A1F-8B25-C29DB8536D49}"/>
 </file>